--- a/source-multichoice/build/es-software-formatos-imagen-3.docx
+++ b/source-multichoice/build/es-software-formatos-imagen-3.docx
@@ -25,7 +25,7 @@
       <w:r>
         <w:t>a)</w:t>
         <w:tab/>
-        <w:t>Imágenes TrueType.</w:t>
+        <w:t>Imágenes escalables.</w:t>
       </w:r>
     </w:p>
     <w:p>
@@ -45,25 +45,121 @@
       <w:r>
         <w:t>c)</w:t>
         <w:tab/>
-        <w:t>Imágenes escalables.</w:t>
-      </w:r>
-    </w:p>
-    <w:p>
-      <w:pPr>
-        <w:pStyle w:val="Choice"/>
-      </w:pPr>
-      <w:r>
-        <w:t>d)</w:t>
-        <w:tab/>
         <w:t>Imágenes vectoriales.</w:t>
       </w:r>
     </w:p>
     <w:p>
       <w:pPr>
+        <w:pStyle w:val="Choice"/>
+      </w:pPr>
+      <w:r>
+        <w:t>d)</w:t>
+        <w:tab/>
+        <w:t>Imágenes TrueType.</w:t>
+      </w:r>
+    </w:p>
+    <w:p>
+      <w:pPr>
         <w:pStyle w:val="ListNumber"/>
       </w:pPr>
       <w:r>
         <w:t>¿De qué están formadas las imágenes de mapa de bits?</w:t>
+      </w:r>
+    </w:p>
+    <w:p>
+      <w:pPr>
+        <w:pStyle w:val="Choice"/>
+      </w:pPr>
+      <w:r>
+        <w:t>a)</w:t>
+        <w:tab/>
+        <w:t>Objetos vectoriales.</w:t>
+      </w:r>
+    </w:p>
+    <w:p>
+      <w:pPr>
+        <w:pStyle w:val="Choice"/>
+      </w:pPr>
+      <w:r>
+        <w:t>b)</w:t>
+        <w:tab/>
+        <w:t>Texto.</w:t>
+      </w:r>
+    </w:p>
+    <w:p>
+      <w:pPr>
+        <w:pStyle w:val="Choice"/>
+      </w:pPr>
+      <w:r>
+        <w:t>c)</w:t>
+        <w:tab/>
+        <w:t>Píxeles.</w:t>
+      </w:r>
+    </w:p>
+    <w:p>
+      <w:pPr>
+        <w:pStyle w:val="Choice"/>
+      </w:pPr>
+      <w:r>
+        <w:t>d)</w:t>
+        <w:tab/>
+        <w:t>Líneas y curvas.</w:t>
+      </w:r>
+    </w:p>
+    <w:p>
+      <w:pPr>
+        <w:pStyle w:val="ListNumber"/>
+      </w:pPr>
+      <w:r>
+        <w:t>¿Qué sucede cuando se amplía una imagen de mapa de bits?</w:t>
+      </w:r>
+    </w:p>
+    <w:p>
+      <w:pPr>
+        <w:pStyle w:val="Choice"/>
+      </w:pPr>
+      <w:r>
+        <w:t>a)</w:t>
+        <w:tab/>
+        <w:t>Los píxeles se vuelven invisibles.</w:t>
+      </w:r>
+    </w:p>
+    <w:p>
+      <w:pPr>
+        <w:pStyle w:val="Choice"/>
+      </w:pPr>
+      <w:r>
+        <w:t>b)</w:t>
+        <w:tab/>
+        <w:t>Las líneas y curvas mantienen su calidad.</w:t>
+      </w:r>
+    </w:p>
+    <w:p>
+      <w:pPr>
+        <w:pStyle w:val="Choice"/>
+      </w:pPr>
+      <w:r>
+        <w:t>c)</w:t>
+        <w:tab/>
+        <w:t>La calidad de la imagen empeora.</w:t>
+      </w:r>
+    </w:p>
+    <w:p>
+      <w:pPr>
+        <w:pStyle w:val="Choice"/>
+      </w:pPr>
+      <w:r>
+        <w:t>d)</w:t>
+        <w:tab/>
+        <w:t>Se forman objetos vectoriales.</w:t>
+      </w:r>
+    </w:p>
+    <w:p>
+      <w:pPr>
+        <w:pStyle w:val="ListNumber"/>
+      </w:pPr>
+      <w:r>
+        <w:t>¿Cómo se denominan las instrucciones que forman las imágenes vectoriales?</w:t>
       </w:r>
     </w:p>
     <w:p>
@@ -93,7 +189,151 @@
       <w:r>
         <w:t>c)</w:t>
         <w:tab/>
-        <w:t>Texto.</w:t>
+        <w:t>Mapa de bits.</w:t>
+      </w:r>
+    </w:p>
+    <w:p>
+      <w:pPr>
+        <w:pStyle w:val="Choice"/>
+      </w:pPr>
+      <w:r>
+        <w:t>d)</w:t>
+        <w:tab/>
+        <w:t>Objetos Raster.</w:t>
+      </w:r>
+    </w:p>
+    <w:p>
+      <w:pPr>
+        <w:pStyle w:val="ListNumber"/>
+      </w:pPr>
+      <w:r>
+        <w:t>¿Cuál es un ejemplo de imagen de mapa de bits?</w:t>
+      </w:r>
+    </w:p>
+    <w:p>
+      <w:pPr>
+        <w:pStyle w:val="Choice"/>
+      </w:pPr>
+      <w:r>
+        <w:t>a)</w:t>
+        <w:tab/>
+        <w:t>Imagen vectorial.</w:t>
+      </w:r>
+    </w:p>
+    <w:p>
+      <w:pPr>
+        <w:pStyle w:val="Choice"/>
+      </w:pPr>
+      <w:r>
+        <w:t>b)</w:t>
+        <w:tab/>
+        <w:t>Fotografía digital.</w:t>
+      </w:r>
+    </w:p>
+    <w:p>
+      <w:pPr>
+        <w:pStyle w:val="Choice"/>
+      </w:pPr>
+      <w:r>
+        <w:t>c)</w:t>
+        <w:tab/>
+        <w:t>Letras TrueType.</w:t>
+      </w:r>
+    </w:p>
+    <w:p>
+      <w:pPr>
+        <w:pStyle w:val="Choice"/>
+      </w:pPr>
+      <w:r>
+        <w:t>d)</w:t>
+        <w:tab/>
+        <w:t>Documento PDF.</w:t>
+      </w:r>
+    </w:p>
+    <w:p>
+      <w:pPr>
+        <w:pStyle w:val="ListNumber"/>
+      </w:pPr>
+      <w:r>
+        <w:t>¿Qué tipo de imagen se puede ampliar sin perder calidad?</w:t>
+      </w:r>
+    </w:p>
+    <w:p>
+      <w:pPr>
+        <w:pStyle w:val="Choice"/>
+      </w:pPr>
+      <w:r>
+        <w:t>a)</w:t>
+        <w:tab/>
+        <w:t>Las imágenes vectoriales.</w:t>
+      </w:r>
+    </w:p>
+    <w:p>
+      <w:pPr>
+        <w:pStyle w:val="Choice"/>
+      </w:pPr>
+      <w:r>
+        <w:t>b)</w:t>
+        <w:tab/>
+        <w:t>Las imágenes Raster.</w:t>
+      </w:r>
+    </w:p>
+    <w:p>
+      <w:pPr>
+        <w:pStyle w:val="Choice"/>
+      </w:pPr>
+      <w:r>
+        <w:t>c)</w:t>
+        <w:tab/>
+        <w:t>Las imágenes de mapa de bits.</w:t>
+      </w:r>
+    </w:p>
+    <w:p>
+      <w:pPr>
+        <w:pStyle w:val="Choice"/>
+      </w:pPr>
+      <w:r>
+        <w:t>d)</w:t>
+        <w:tab/>
+        <w:t>Las fotografías digitales.</w:t>
+      </w:r>
+    </w:p>
+    <w:p>
+      <w:pPr>
+        <w:pStyle w:val="ListNumber"/>
+      </w:pPr>
+      <w:r>
+        <w:t>Un ejemplo de imagen vectorial se puede encontrar en las letras ...</w:t>
+      </w:r>
+    </w:p>
+    <w:p>
+      <w:pPr>
+        <w:pStyle w:val="Choice"/>
+      </w:pPr>
+      <w:r>
+        <w:t>a)</w:t>
+        <w:tab/>
+        <w:t>Escalables.</w:t>
+      </w:r>
+    </w:p>
+    <w:p>
+      <w:pPr>
+        <w:pStyle w:val="Choice"/>
+      </w:pPr>
+      <w:r>
+        <w:t>b)</w:t>
+        <w:tab/>
+        <w:t>TrueType.</w:t>
+      </w:r>
+    </w:p>
+    <w:p>
+      <w:pPr>
+        <w:pStyle w:val="Choice"/>
+      </w:pPr>
+      <w:r>
+        <w:t>c)</w:t>
+        <w:tab/>
+        <w:t>Raster.</w:t>
       </w:r>
     </w:p>
     <w:p>
@@ -111,246 +351,6 @@
         <w:pStyle w:val="ListNumber"/>
       </w:pPr>
       <w:r>
-        <w:t>¿Qué sucede cuando se amplía una imagen de mapa de bits?</w:t>
-      </w:r>
-    </w:p>
-    <w:p>
-      <w:pPr>
-        <w:pStyle w:val="Choice"/>
-      </w:pPr>
-      <w:r>
-        <w:t>a)</w:t>
-        <w:tab/>
-        <w:t>Las líneas y curvas mantienen su calidad.</w:t>
-      </w:r>
-    </w:p>
-    <w:p>
-      <w:pPr>
-        <w:pStyle w:val="Choice"/>
-      </w:pPr>
-      <w:r>
-        <w:t>b)</w:t>
-        <w:tab/>
-        <w:t>La calidad de la imagen empeora.</w:t>
-      </w:r>
-    </w:p>
-    <w:p>
-      <w:pPr>
-        <w:pStyle w:val="Choice"/>
-      </w:pPr>
-      <w:r>
-        <w:t>c)</w:t>
-        <w:tab/>
-        <w:t>Los píxeles se vuelven invisibles.</w:t>
-      </w:r>
-    </w:p>
-    <w:p>
-      <w:pPr>
-        <w:pStyle w:val="Choice"/>
-      </w:pPr>
-      <w:r>
-        <w:t>d)</w:t>
-        <w:tab/>
-        <w:t>Se forman objetos vectoriales.</w:t>
-      </w:r>
-    </w:p>
-    <w:p>
-      <w:pPr>
-        <w:pStyle w:val="ListNumber"/>
-      </w:pPr>
-      <w:r>
-        <w:t>¿Cómo se denominan las instrucciones que forman las imágenes vectoriales?</w:t>
-      </w:r>
-    </w:p>
-    <w:p>
-      <w:pPr>
-        <w:pStyle w:val="Choice"/>
-      </w:pPr>
-      <w:r>
-        <w:t>a)</w:t>
-        <w:tab/>
-        <w:t>Mapa de bits.</w:t>
-      </w:r>
-    </w:p>
-    <w:p>
-      <w:pPr>
-        <w:pStyle w:val="Choice"/>
-      </w:pPr>
-      <w:r>
-        <w:t>b)</w:t>
-        <w:tab/>
-        <w:t>Objetos Raster.</w:t>
-      </w:r>
-    </w:p>
-    <w:p>
-      <w:pPr>
-        <w:pStyle w:val="Choice"/>
-      </w:pPr>
-      <w:r>
-        <w:t>c)</w:t>
-        <w:tab/>
-        <w:t>Líneas y curvas.</w:t>
-      </w:r>
-    </w:p>
-    <w:p>
-      <w:pPr>
-        <w:pStyle w:val="Choice"/>
-      </w:pPr>
-      <w:r>
-        <w:t>d)</w:t>
-        <w:tab/>
-        <w:t>Objetos vectoriales.</w:t>
-      </w:r>
-    </w:p>
-    <w:p>
-      <w:pPr>
-        <w:pStyle w:val="ListNumber"/>
-      </w:pPr>
-      <w:r>
-        <w:t>¿Cuál es un ejemplo de imagen de mapa de bits?</w:t>
-      </w:r>
-    </w:p>
-    <w:p>
-      <w:pPr>
-        <w:pStyle w:val="Choice"/>
-      </w:pPr>
-      <w:r>
-        <w:t>a)</w:t>
-        <w:tab/>
-        <w:t>Fotografía digital.</w:t>
-      </w:r>
-    </w:p>
-    <w:p>
-      <w:pPr>
-        <w:pStyle w:val="Choice"/>
-      </w:pPr>
-      <w:r>
-        <w:t>b)</w:t>
-        <w:tab/>
-        <w:t>Documento PDF.</w:t>
-      </w:r>
-    </w:p>
-    <w:p>
-      <w:pPr>
-        <w:pStyle w:val="Choice"/>
-      </w:pPr>
-      <w:r>
-        <w:t>c)</w:t>
-        <w:tab/>
-        <w:t>Letras TrueType.</w:t>
-      </w:r>
-    </w:p>
-    <w:p>
-      <w:pPr>
-        <w:pStyle w:val="Choice"/>
-      </w:pPr>
-      <w:r>
-        <w:t>d)</w:t>
-        <w:tab/>
-        <w:t>Imagen vectorial.</w:t>
-      </w:r>
-    </w:p>
-    <w:p>
-      <w:pPr>
-        <w:pStyle w:val="ListNumber"/>
-      </w:pPr>
-      <w:r>
-        <w:t>¿Qué tipo de imagen se puede ampliar sin perder calidad?</w:t>
-      </w:r>
-    </w:p>
-    <w:p>
-      <w:pPr>
-        <w:pStyle w:val="Choice"/>
-      </w:pPr>
-      <w:r>
-        <w:t>a)</w:t>
-        <w:tab/>
-        <w:t>Las imágenes Raster.</w:t>
-      </w:r>
-    </w:p>
-    <w:p>
-      <w:pPr>
-        <w:pStyle w:val="Choice"/>
-      </w:pPr>
-      <w:r>
-        <w:t>b)</w:t>
-        <w:tab/>
-        <w:t>Las imágenes vectoriales.</w:t>
-      </w:r>
-    </w:p>
-    <w:p>
-      <w:pPr>
-        <w:pStyle w:val="Choice"/>
-      </w:pPr>
-      <w:r>
-        <w:t>c)</w:t>
-        <w:tab/>
-        <w:t>Las imágenes de mapa de bits.</w:t>
-      </w:r>
-    </w:p>
-    <w:p>
-      <w:pPr>
-        <w:pStyle w:val="Choice"/>
-      </w:pPr>
-      <w:r>
-        <w:t>d)</w:t>
-        <w:tab/>
-        <w:t>Las fotografías digitales.</w:t>
-      </w:r>
-    </w:p>
-    <w:p>
-      <w:pPr>
-        <w:pStyle w:val="ListNumber"/>
-      </w:pPr>
-      <w:r>
-        <w:t>Un ejemplo de imagen vectorial se puede encontrar en las letras ...</w:t>
-      </w:r>
-    </w:p>
-    <w:p>
-      <w:pPr>
-        <w:pStyle w:val="Choice"/>
-      </w:pPr>
-      <w:r>
-        <w:t>a)</w:t>
-        <w:tab/>
-        <w:t>TrueType.</w:t>
-      </w:r>
-    </w:p>
-    <w:p>
-      <w:pPr>
-        <w:pStyle w:val="Choice"/>
-      </w:pPr>
-      <w:r>
-        <w:t>b)</w:t>
-        <w:tab/>
-        <w:t>Raster.</w:t>
-      </w:r>
-    </w:p>
-    <w:p>
-      <w:pPr>
-        <w:pStyle w:val="Choice"/>
-      </w:pPr>
-      <w:r>
-        <w:t>c)</w:t>
-        <w:tab/>
-        <w:t>Escalables.</w:t>
-      </w:r>
-    </w:p>
-    <w:p>
-      <w:pPr>
-        <w:pStyle w:val="Choice"/>
-      </w:pPr>
-      <w:r>
-        <w:t>d)</w:t>
-        <w:tab/>
-        <w:t>Píxeles.</w:t>
-      </w:r>
-    </w:p>
-    <w:p>
-      <w:pPr>
-        <w:pStyle w:val="ListNumber"/>
-      </w:pPr>
-      <w:r>
         <w:t>Una de las instrucciones de las imágenes vectoriales son ...</w:t>
       </w:r>
     </w:p>
@@ -361,7 +361,7 @@
       <w:r>
         <w:t>a)</w:t>
         <w:tab/>
-        <w:t>Las curvas Bézier.</w:t>
+        <w:t>Los píxeles.</w:t>
       </w:r>
     </w:p>
     <w:p>
@@ -371,7 +371,7 @@
       <w:r>
         <w:t>b)</w:t>
         <w:tab/>
-        <w:t>Los píxeles.</w:t>
+        <w:t>Las curvas Bézier.</w:t>
       </w:r>
     </w:p>
     <w:p>
@@ -419,6 +419,16 @@
       <w:r>
         <w:t>b)</w:t>
         <w:tab/>
+        <w:t>La calidad de la imagen empeora con la ampliación.</w:t>
+      </w:r>
+    </w:p>
+    <w:p>
+      <w:pPr>
+        <w:pStyle w:val="Choice"/>
+      </w:pPr>
+      <w:r>
+        <w:t>c)</w:t>
+        <w:tab/>
         <w:t>Los píxeles se vuelven visibles.</w:t>
       </w:r>
     </w:p>
@@ -427,23 +437,13 @@
         <w:pStyle w:val="Choice"/>
       </w:pPr>
       <w:r>
-        <w:t>c)</w:t>
+        <w:t>d)</w:t>
         <w:tab/>
         <w:t>Las líneas y curvas mantienen su calidad.</w:t>
       </w:r>
     </w:p>
     <w:p>
       <w:pPr>
-        <w:pStyle w:val="Choice"/>
-      </w:pPr>
-      <w:r>
-        <w:t>d)</w:t>
-        <w:tab/>
-        <w:t>La calidad de la imagen empeora con la ampliación.</w:t>
-      </w:r>
-    </w:p>
-    <w:p>
-      <w:pPr>
         <w:pStyle w:val="ListNumber"/>
       </w:pPr>
       <w:r>
@@ -457,7 +457,7 @@
       <w:r>
         <w:t>a)</w:t>
         <w:tab/>
-        <w:t>Genera colores añadiendo fuentes de luz.</w:t>
+        <w:t>Se aplica en impresoras.</w:t>
       </w:r>
     </w:p>
     <w:p>
@@ -466,16 +466,6 @@
       </w:pPr>
       <w:r>
         <w:t>b)</w:t>
-        <w:tab/>
-        <w:t>Genera colores añadiendo tintas sobre papel.</w:t>
-      </w:r>
-    </w:p>
-    <w:p>
-      <w:pPr>
-        <w:pStyle w:val="Choice"/>
-      </w:pPr>
-      <w:r>
-        <w:t>c)</w:t>
         <w:tab/>
         <w:t>Utiliza solo colores primarios.</w:t>
       </w:r>
@@ -485,9 +475,19 @@
         <w:pStyle w:val="Choice"/>
       </w:pPr>
       <w:r>
+        <w:t>c)</w:t>
+        <w:tab/>
+        <w:t>Genera colores añadiendo fuentes de luz.</w:t>
+      </w:r>
+    </w:p>
+    <w:p>
+      <w:pPr>
+        <w:pStyle w:val="Choice"/>
+      </w:pPr>
+      <w:r>
         <w:t>d)</w:t>
         <w:tab/>
-        <w:t>Se aplica en impresoras.</w:t>
+        <w:t>Genera colores añadiendo tintas sobre papel.</w:t>
       </w:r>
     </w:p>
     <w:p>
@@ -515,16 +515,6 @@
       <w:r>
         <w:t>b)</w:t>
         <w:tab/>
-        <w:t>Blanco, negro y gris</w:t>
-      </w:r>
-    </w:p>
-    <w:p>
-      <w:pPr>
-        <w:pStyle w:val="Choice"/>
-      </w:pPr>
-      <w:r>
-        <w:t>c)</w:t>
-        <w:tab/>
         <w:t>Rojo, amarillo y azul</w:t>
       </w:r>
     </w:p>
@@ -533,13 +523,23 @@
         <w:pStyle w:val="Choice"/>
       </w:pPr>
       <w:r>
-        <w:t>d)</w:t>
+        <w:t>c)</w:t>
         <w:tab/>
         <w:t>Amarillo, magenta y cian</w:t>
       </w:r>
     </w:p>
     <w:p>
       <w:pPr>
+        <w:pStyle w:val="Choice"/>
+      </w:pPr>
+      <w:r>
+        <w:t>d)</w:t>
+        <w:tab/>
+        <w:t>Blanco, negro y gris</w:t>
+      </w:r>
+    </w:p>
+    <w:p>
+      <w:pPr>
         <w:pStyle w:val="ListNumber"/>
       </w:pPr>
       <w:r>
@@ -553,7 +553,7 @@
       <w:r>
         <w:t>a)</w:t>
         <w:tab/>
-        <w:t>Porque se generan colores sumando fuentes de luz.</w:t>
+        <w:t>Porque utiliza solo colores primarios.</w:t>
       </w:r>
     </w:p>
     <w:p>
@@ -563,7 +563,7 @@
       <w:r>
         <w:t>b)</w:t>
         <w:tab/>
-        <w:t>Porque utiliza solo colores primarios.</w:t>
+        <w:t>Porque se generan colores sumando fuentes de luz.</w:t>
       </w:r>
     </w:p>
     <w:p>
@@ -601,7 +601,7 @@
       <w:r>
         <w:t>a)</w:t>
         <w:tab/>
-        <w:t>En monitores, televisores y pantallas de teléfono.</w:t>
+        <w:t>En cuadernos, libros y revistas.</w:t>
       </w:r>
     </w:p>
     <w:p>
@@ -631,7 +631,7 @@
       <w:r>
         <w:t>d)</w:t>
         <w:tab/>
-        <w:t>En cuadernos, libros y revistas.</w:t>
+        <w:t>En monitores, televisores y pantallas de teléfono.</w:t>
       </w:r>
     </w:p>
     <w:p>
@@ -649,6 +649,26 @@
       <w:r>
         <w:t>a)</w:t>
         <w:tab/>
+        <w:t>Esquema de color blanco y negro.</w:t>
+      </w:r>
+    </w:p>
+    <w:p>
+      <w:pPr>
+        <w:pStyle w:val="Choice"/>
+      </w:pPr>
+      <w:r>
+        <w:t>b)</w:t>
+        <w:tab/>
+        <w:t>Esquema de colores primarios.</w:t>
+      </w:r>
+    </w:p>
+    <w:p>
+      <w:pPr>
+        <w:pStyle w:val="Choice"/>
+      </w:pPr>
+      <w:r>
+        <w:t>c)</w:t>
+        <w:tab/>
         <w:t>Esquema de color sustractivo CMYK.</w:t>
       </w:r>
     </w:p>
@@ -657,33 +677,13 @@
         <w:pStyle w:val="Choice"/>
       </w:pPr>
       <w:r>
-        <w:t>b)</w:t>
+        <w:t>d)</w:t>
         <w:tab/>
         <w:t>Esquema de color aditivo RGB.</w:t>
       </w:r>
     </w:p>
     <w:p>
       <w:pPr>
-        <w:pStyle w:val="Choice"/>
-      </w:pPr>
-      <w:r>
-        <w:t>c)</w:t>
-        <w:tab/>
-        <w:t>Esquema de colores primarios.</w:t>
-      </w:r>
-    </w:p>
-    <w:p>
-      <w:pPr>
-        <w:pStyle w:val="Choice"/>
-      </w:pPr>
-      <w:r>
-        <w:t>d)</w:t>
-        <w:tab/>
-        <w:t>Esquema de color blanco y negro.</w:t>
-      </w:r>
-    </w:p>
-    <w:p>
-      <w:pPr>
         <w:pStyle w:val="ListNumber"/>
       </w:pPr>
       <w:r>
@@ -697,7 +697,7 @@
       <w:r>
         <w:t>a)</w:t>
         <w:tab/>
-        <w:t>Restando los tres colores primarios.</w:t>
+        <w:t>Sumando los tres colores primarios.</w:t>
       </w:r>
     </w:p>
     <w:p>
@@ -727,7 +727,7 @@
       <w:r>
         <w:t>d)</w:t>
         <w:tab/>
-        <w:t>Sumando los tres colores primarios.</w:t>
+        <w:t>Restando los tres colores primarios.</w:t>
       </w:r>
     </w:p>
     <w:p>
@@ -803,7 +803,7 @@
       <w:r>
         <w:t>b)</w:t>
         <w:tab/>
-        <w:t>Amarillo + Cian.</w:t>
+        <w:t>Rojo + Verde.</w:t>
       </w:r>
     </w:p>
     <w:p>
@@ -813,7 +813,7 @@
       <w:r>
         <w:t>c)</w:t>
         <w:tab/>
-        <w:t>Rojo + Verde.</w:t>
+        <w:t>Amarillo + Cian.</w:t>
       </w:r>
     </w:p>
     <w:p>
@@ -841,7 +841,679 @@
       <w:r>
         <w:t>a)</w:t>
         <w:tab/>
+        <w:t>Rojo + Azul.</w:t>
+      </w:r>
+    </w:p>
+    <w:p>
+      <w:pPr>
+        <w:pStyle w:val="Choice"/>
+      </w:pPr>
+      <w:r>
+        <w:t>b)</w:t>
+        <w:tab/>
         <w:t>Rojo + Verde.</w:t>
+      </w:r>
+    </w:p>
+    <w:p>
+      <w:pPr>
+        <w:pStyle w:val="Choice"/>
+      </w:pPr>
+      <w:r>
+        <w:t>c)</w:t>
+        <w:tab/>
+        <w:t>Verde + Azul.</w:t>
+      </w:r>
+    </w:p>
+    <w:p>
+      <w:pPr>
+        <w:pStyle w:val="Choice"/>
+      </w:pPr>
+      <w:r>
+        <w:t>d)</w:t>
+        <w:tab/>
+        <w:t>Amarillo + Magenta.</w:t>
+      </w:r>
+    </w:p>
+    <w:p>
+      <w:pPr>
+        <w:pStyle w:val="ListNumber"/>
+      </w:pPr>
+      <w:r>
+        <w:t>¿Cuáles son los colores secundarios en el esquema RGB?</w:t>
+      </w:r>
+    </w:p>
+    <w:p>
+      <w:pPr>
+        <w:pStyle w:val="Choice"/>
+      </w:pPr>
+      <w:r>
+        <w:t>a)</w:t>
+        <w:tab/>
+        <w:t>Blanco y negro.</w:t>
+      </w:r>
+    </w:p>
+    <w:p>
+      <w:pPr>
+        <w:pStyle w:val="Choice"/>
+      </w:pPr>
+      <w:r>
+        <w:t>b)</w:t>
+        <w:tab/>
+        <w:t>Rojo, verde y azul.</w:t>
+      </w:r>
+    </w:p>
+    <w:p>
+      <w:pPr>
+        <w:pStyle w:val="Choice"/>
+      </w:pPr>
+      <w:r>
+        <w:t>c)</w:t>
+        <w:tab/>
+        <w:t>Rojo, amarillo y azul.</w:t>
+      </w:r>
+    </w:p>
+    <w:p>
+      <w:pPr>
+        <w:pStyle w:val="Choice"/>
+      </w:pPr>
+      <w:r>
+        <w:t>d)</w:t>
+        <w:tab/>
+        <w:t>Amarillo, magenta y cian.</w:t>
+      </w:r>
+    </w:p>
+    <w:p>
+      <w:pPr>
+        <w:pStyle w:val="ListNumber"/>
+      </w:pPr>
+      <w:r>
+        <w:t>¿Qué produce la ausencia de color en el esquema RGB?</w:t>
+      </w:r>
+    </w:p>
+    <w:p>
+      <w:pPr>
+        <w:pStyle w:val="Choice"/>
+      </w:pPr>
+      <w:r>
+        <w:t>a)</w:t>
+        <w:tab/>
+        <w:t>El color gris.</w:t>
+      </w:r>
+    </w:p>
+    <w:p>
+      <w:pPr>
+        <w:pStyle w:val="Choice"/>
+      </w:pPr>
+      <w:r>
+        <w:t>b)</w:t>
+        <w:tab/>
+        <w:t>El color Amarillo.</w:t>
+      </w:r>
+    </w:p>
+    <w:p>
+      <w:pPr>
+        <w:pStyle w:val="Choice"/>
+      </w:pPr>
+      <w:r>
+        <w:t>c)</w:t>
+        <w:tab/>
+        <w:t>El color blanco.</w:t>
+      </w:r>
+    </w:p>
+    <w:p>
+      <w:pPr>
+        <w:pStyle w:val="Choice"/>
+      </w:pPr>
+      <w:r>
+        <w:t>d)</w:t>
+        <w:tab/>
+        <w:t>El color negro.</w:t>
+      </w:r>
+    </w:p>
+    <w:p>
+      <w:pPr>
+        <w:pStyle w:val="ListNumber"/>
+      </w:pPr>
+      <w:r>
+        <w:t>¿Por qué se denomina "sustractivo" al esquema CMYK?</w:t>
+      </w:r>
+    </w:p>
+    <w:p>
+      <w:pPr>
+        <w:pStyle w:val="Choice"/>
+      </w:pPr>
+      <w:r>
+        <w:t>a)</w:t>
+        <w:tab/>
+        <w:t>Porque utiliza solo colores secundarios.</w:t>
+      </w:r>
+    </w:p>
+    <w:p>
+      <w:pPr>
+        <w:pStyle w:val="Choice"/>
+      </w:pPr>
+      <w:r>
+        <w:t>b)</w:t>
+        <w:tab/>
+        <w:t>Porque genera colores sustrayendo colores a la luz blanca.</w:t>
+      </w:r>
+    </w:p>
+    <w:p>
+      <w:pPr>
+        <w:pStyle w:val="Choice"/>
+      </w:pPr>
+      <w:r>
+        <w:t>c)</w:t>
+        <w:tab/>
+        <w:t>Porque sustrae la luz blanca para formar colores.</w:t>
+      </w:r>
+    </w:p>
+    <w:p>
+      <w:pPr>
+        <w:pStyle w:val="Choice"/>
+      </w:pPr>
+      <w:r>
+        <w:t>d)</w:t>
+        <w:tab/>
+        <w:t>Porque se utiliza en monitores y televisores.</w:t>
+      </w:r>
+    </w:p>
+    <w:p>
+      <w:pPr>
+        <w:pStyle w:val="ListNumber"/>
+      </w:pPr>
+      <w:r>
+        <w:t>¿Cuáles son los colores primarios en el esquema CMYK?</w:t>
+      </w:r>
+    </w:p>
+    <w:p>
+      <w:pPr>
+        <w:pStyle w:val="Choice"/>
+      </w:pPr>
+      <w:r>
+        <w:t>a)</w:t>
+        <w:tab/>
+        <w:t>Amarillo, magenta y cian</w:t>
+      </w:r>
+    </w:p>
+    <w:p>
+      <w:pPr>
+        <w:pStyle w:val="Choice"/>
+      </w:pPr>
+      <w:r>
+        <w:t>b)</w:t>
+        <w:tab/>
+        <w:t>Cian, magenta, amarillo y negro</w:t>
+      </w:r>
+    </w:p>
+    <w:p>
+      <w:pPr>
+        <w:pStyle w:val="Choice"/>
+      </w:pPr>
+      <w:r>
+        <w:t>c)</w:t>
+        <w:tab/>
+        <w:t>Rojo, verde y azul</w:t>
+      </w:r>
+    </w:p>
+    <w:p>
+      <w:pPr>
+        <w:pStyle w:val="Choice"/>
+      </w:pPr>
+      <w:r>
+        <w:t>d)</w:t>
+        <w:tab/>
+        <w:t>Blanco, negro y gris</w:t>
+      </w:r>
+    </w:p>
+    <w:p>
+      <w:pPr>
+        <w:pStyle w:val="ListNumber"/>
+      </w:pPr>
+      <w:r>
+        <w:t>¿En qué se basa el esquema CMYK para generar colores?</w:t>
+      </w:r>
+    </w:p>
+    <w:p>
+      <w:pPr>
+        <w:pStyle w:val="Choice"/>
+      </w:pPr>
+      <w:r>
+        <w:t>a)</w:t>
+        <w:tab/>
+        <w:t>Reflejar la luz blanca y sustraer algún color con tintas.</w:t>
+      </w:r>
+    </w:p>
+    <w:p>
+      <w:pPr>
+        <w:pStyle w:val="Choice"/>
+      </w:pPr>
+      <w:r>
+        <w:t>b)</w:t>
+        <w:tab/>
+        <w:t>Sumar fuentes de luz.</w:t>
+      </w:r>
+    </w:p>
+    <w:p>
+      <w:pPr>
+        <w:pStyle w:val="Choice"/>
+      </w:pPr>
+      <w:r>
+        <w:t>c)</w:t>
+        <w:tab/>
+        <w:t>Absorber todos los colores.</w:t>
+      </w:r>
+    </w:p>
+    <w:p>
+      <w:pPr>
+        <w:pStyle w:val="Choice"/>
+      </w:pPr>
+      <w:r>
+        <w:t>d)</w:t>
+        <w:tab/>
+        <w:t>Utilizar solo colores secundarios.</w:t>
+      </w:r>
+    </w:p>
+    <w:p>
+      <w:pPr>
+        <w:pStyle w:val="ListNumber"/>
+      </w:pPr>
+      <w:r>
+        <w:t>¿Dónde se utiliza comúnmente el esquema de color sustractivo CMYK?</w:t>
+      </w:r>
+    </w:p>
+    <w:p>
+      <w:pPr>
+        <w:pStyle w:val="Choice"/>
+      </w:pPr>
+      <w:r>
+        <w:t>a)</w:t>
+        <w:tab/>
+        <w:t>En monitores, televisores.</w:t>
+      </w:r>
+    </w:p>
+    <w:p>
+      <w:pPr>
+        <w:pStyle w:val="Choice"/>
+      </w:pPr>
+      <w:r>
+        <w:t>b)</w:t>
+        <w:tab/>
+        <w:t>Solo lo utilizan los profesionales de la impresión.</w:t>
+      </w:r>
+    </w:p>
+    <w:p>
+      <w:pPr>
+        <w:pStyle w:val="Choice"/>
+      </w:pPr>
+      <w:r>
+        <w:t>c)</w:t>
+        <w:tab/>
+        <w:t>En impresoras e imprentas.</w:t>
+      </w:r>
+    </w:p>
+    <w:p>
+      <w:pPr>
+        <w:pStyle w:val="Choice"/>
+      </w:pPr>
+      <w:r>
+        <w:t>d)</w:t>
+        <w:tab/>
+        <w:t>Se utiliza en las pantallas de los teléfonos.</w:t>
+      </w:r>
+    </w:p>
+    <w:p>
+      <w:pPr>
+        <w:pStyle w:val="ListNumber"/>
+      </w:pPr>
+      <w:r>
+        <w:t>¿Por qué se utiliza una tinta específica para conseguir el color negro en el esquema CMYK?</w:t>
+      </w:r>
+    </w:p>
+    <w:p>
+      <w:pPr>
+        <w:pStyle w:val="Choice"/>
+      </w:pPr>
+      <w:r>
+        <w:t>a)</w:t>
+        <w:tab/>
+        <w:t>Porque es más sencillo y se ve más oscuro.</w:t>
+      </w:r>
+    </w:p>
+    <w:p>
+      <w:pPr>
+        <w:pStyle w:val="Choice"/>
+      </w:pPr>
+      <w:r>
+        <w:t>b)</w:t>
+        <w:tab/>
+        <w:t>Porque es más barato.</w:t>
+      </w:r>
+    </w:p>
+    <w:p>
+      <w:pPr>
+        <w:pStyle w:val="Choice"/>
+      </w:pPr>
+      <w:r>
+        <w:t>c)</w:t>
+        <w:tab/>
+        <w:t>Para resaltar el color blanco.</w:t>
+      </w:r>
+    </w:p>
+    <w:p>
+      <w:pPr>
+        <w:pStyle w:val="Choice"/>
+      </w:pPr>
+      <w:r>
+        <w:t>d)</w:t>
+        <w:tab/>
+        <w:t>Para ahorrar tinta.</w:t>
+      </w:r>
+    </w:p>
+    <w:p>
+      <w:pPr>
+        <w:pStyle w:val="ListNumber"/>
+      </w:pPr>
+      <w:r>
+        <w:t>¿Qué absorbe la tinta amarilla en el esquema CMYK?</w:t>
+      </w:r>
+    </w:p>
+    <w:p>
+      <w:pPr>
+        <w:pStyle w:val="Choice"/>
+      </w:pPr>
+      <w:r>
+        <w:t>a)</w:t>
+        <w:tab/>
+        <w:t>Todos los colores primarios.</w:t>
+      </w:r>
+    </w:p>
+    <w:p>
+      <w:pPr>
+        <w:pStyle w:val="Choice"/>
+      </w:pPr>
+      <w:r>
+        <w:t>b)</w:t>
+        <w:tab/>
+        <w:t>Verde.</w:t>
+      </w:r>
+    </w:p>
+    <w:p>
+      <w:pPr>
+        <w:pStyle w:val="Choice"/>
+      </w:pPr>
+      <w:r>
+        <w:t>c)</w:t>
+        <w:tab/>
+        <w:t>Rojo.</w:t>
+      </w:r>
+    </w:p>
+    <w:p>
+      <w:pPr>
+        <w:pStyle w:val="Choice"/>
+      </w:pPr>
+      <w:r>
+        <w:t>d)</w:t>
+        <w:tab/>
+        <w:t>Azul.</w:t>
+      </w:r>
+    </w:p>
+    <w:p>
+      <w:pPr>
+        <w:pStyle w:val="ListNumber"/>
+      </w:pPr>
+      <w:r>
+        <w:t>¿Qué absorbe la tinta magenta en el esquema CMYK?</w:t>
+      </w:r>
+    </w:p>
+    <w:p>
+      <w:pPr>
+        <w:pStyle w:val="Choice"/>
+      </w:pPr>
+      <w:r>
+        <w:t>a)</w:t>
+        <w:tab/>
+        <w:t>Rojo.</w:t>
+      </w:r>
+    </w:p>
+    <w:p>
+      <w:pPr>
+        <w:pStyle w:val="Choice"/>
+      </w:pPr>
+      <w:r>
+        <w:t>b)</w:t>
+        <w:tab/>
+        <w:t>Negro.</w:t>
+      </w:r>
+    </w:p>
+    <w:p>
+      <w:pPr>
+        <w:pStyle w:val="Choice"/>
+      </w:pPr>
+      <w:r>
+        <w:t>c)</w:t>
+        <w:tab/>
+        <w:t>Verde.</w:t>
+      </w:r>
+    </w:p>
+    <w:p>
+      <w:pPr>
+        <w:pStyle w:val="Choice"/>
+      </w:pPr>
+      <w:r>
+        <w:t>d)</w:t>
+        <w:tab/>
+        <w:t>Azul.</w:t>
+      </w:r>
+    </w:p>
+    <w:p>
+      <w:pPr>
+        <w:pStyle w:val="ListNumber"/>
+      </w:pPr>
+      <w:r>
+        <w:t>¿Qué absorbe la tinta cian en el esquema CMYK?</w:t>
+      </w:r>
+    </w:p>
+    <w:p>
+      <w:pPr>
+        <w:pStyle w:val="Choice"/>
+      </w:pPr>
+      <w:r>
+        <w:t>a)</w:t>
+        <w:tab/>
+        <w:t>Verde.</w:t>
+      </w:r>
+    </w:p>
+    <w:p>
+      <w:pPr>
+        <w:pStyle w:val="Choice"/>
+      </w:pPr>
+      <w:r>
+        <w:t>b)</w:t>
+        <w:tab/>
+        <w:t>Azul.</w:t>
+      </w:r>
+    </w:p>
+    <w:p>
+      <w:pPr>
+        <w:pStyle w:val="Choice"/>
+      </w:pPr>
+      <w:r>
+        <w:t>c)</w:t>
+        <w:tab/>
+        <w:t>Rojo.</w:t>
+      </w:r>
+    </w:p>
+    <w:p>
+      <w:pPr>
+        <w:pStyle w:val="Choice"/>
+      </w:pPr>
+      <w:r>
+        <w:t>d)</w:t>
+        <w:tab/>
+        <w:t>Blanco.</w:t>
+      </w:r>
+    </w:p>
+    <w:p>
+      <w:pPr>
+        <w:pStyle w:val="ListNumber"/>
+      </w:pPr>
+      <w:r>
+        <w:t>¿En qué se basa la formación de colores secundarios en el esquema CMYK?</w:t>
+      </w:r>
+    </w:p>
+    <w:p>
+      <w:pPr>
+        <w:pStyle w:val="Choice"/>
+      </w:pPr>
+      <w:r>
+        <w:t>a)</w:t>
+        <w:tab/>
+        <w:t>Mezclando tintas y absorbiendo más de un color.</w:t>
+      </w:r>
+    </w:p>
+    <w:p>
+      <w:pPr>
+        <w:pStyle w:val="Choice"/>
+      </w:pPr>
+      <w:r>
+        <w:t>b)</w:t>
+        <w:tab/>
+        <w:t>Reflejando la luz blanca.</w:t>
+      </w:r>
+    </w:p>
+    <w:p>
+      <w:pPr>
+        <w:pStyle w:val="Choice"/>
+      </w:pPr>
+      <w:r>
+        <w:t>c)</w:t>
+        <w:tab/>
+        <w:t>No se forman colores secundarios en este esquema.</w:t>
+      </w:r>
+    </w:p>
+    <w:p>
+      <w:pPr>
+        <w:pStyle w:val="Choice"/>
+      </w:pPr>
+      <w:r>
+        <w:t>d)</w:t>
+        <w:tab/>
+        <w:t>Sumando colores primarios.</w:t>
+      </w:r>
+    </w:p>
+    <w:p>
+      <w:pPr>
+        <w:pStyle w:val="ListNumber"/>
+      </w:pPr>
+      <w:r>
+        <w:t>¿Cómo se forma el color negro en el esquema CMYK?</w:t>
+      </w:r>
+    </w:p>
+    <w:p>
+      <w:pPr>
+        <w:pStyle w:val="Choice"/>
+      </w:pPr>
+      <w:r>
+        <w:t>a)</w:t>
+        <w:tab/>
+        <w:t>Sin mezclar ninguna tinta.</w:t>
+      </w:r>
+    </w:p>
+    <w:p>
+      <w:pPr>
+        <w:pStyle w:val="Choice"/>
+      </w:pPr>
+      <w:r>
+        <w:t>b)</w:t>
+        <w:tab/>
+        <w:t>Restando los tres colores primarios cian, magenta y amarillo.</w:t>
+      </w:r>
+    </w:p>
+    <w:p>
+      <w:pPr>
+        <w:pStyle w:val="Choice"/>
+      </w:pPr>
+      <w:r>
+        <w:t>c)</w:t>
+        <w:tab/>
+        <w:t>No es posible formar negro en este esquema.</w:t>
+      </w:r>
+    </w:p>
+    <w:p>
+      <w:pPr>
+        <w:pStyle w:val="Choice"/>
+      </w:pPr>
+      <w:r>
+        <w:t>d)</w:t>
+        <w:tab/>
+        <w:t>Sumando los tres colores primarios o con la tinta K (negra).</w:t>
+      </w:r>
+    </w:p>
+    <w:p>
+      <w:pPr>
+        <w:pStyle w:val="ListNumber"/>
+      </w:pPr>
+      <w:r>
+        <w:t>¿Cómo se forma el color verde en el esquema CMYK?</w:t>
+      </w:r>
+    </w:p>
+    <w:p>
+      <w:pPr>
+        <w:pStyle w:val="Choice"/>
+      </w:pPr>
+      <w:r>
+        <w:t>a)</w:t>
+        <w:tab/>
+        <w:t>Magenta + Amarillo.</w:t>
+      </w:r>
+    </w:p>
+    <w:p>
+      <w:pPr>
+        <w:pStyle w:val="Choice"/>
+      </w:pPr>
+      <w:r>
+        <w:t>b)</w:t>
+        <w:tab/>
+        <w:t>Rojo + Azul.</w:t>
+      </w:r>
+    </w:p>
+    <w:p>
+      <w:pPr>
+        <w:pStyle w:val="Choice"/>
+      </w:pPr>
+      <w:r>
+        <w:t>c)</w:t>
+        <w:tab/>
+        <w:t>Cian + Amarillo.</w:t>
+      </w:r>
+    </w:p>
+    <w:p>
+      <w:pPr>
+        <w:pStyle w:val="Choice"/>
+      </w:pPr>
+      <w:r>
+        <w:t>d)</w:t>
+        <w:tab/>
+        <w:t>Cian + Magenta.</w:t>
+      </w:r>
+    </w:p>
+    <w:p>
+      <w:pPr>
+        <w:pStyle w:val="ListNumber"/>
+      </w:pPr>
+      <w:r>
+        <w:t>¿Cómo se forma el color rojo en el esquema CMYK?</w:t>
+      </w:r>
+    </w:p>
+    <w:p>
+      <w:pPr>
+        <w:pStyle w:val="Choice"/>
+      </w:pPr>
+      <w:r>
+        <w:t>a)</w:t>
+        <w:tab/>
+        <w:t>Cian + Magenta.</w:t>
       </w:r>
     </w:p>
     <w:p>
@@ -861,7 +1533,7 @@
       <w:r>
         <w:t>c)</w:t>
         <w:tab/>
-        <w:t>Amarillo + Magenta.</w:t>
+        <w:t>Magenta + Amarillo.</w:t>
       </w:r>
     </w:p>
     <w:p>
@@ -871,7 +1543,7 @@
       <w:r>
         <w:t>d)</w:t>
         <w:tab/>
-        <w:t>Rojo + Azul.</w:t>
+        <w:t>Cian + Amarillo.</w:t>
       </w:r>
     </w:p>
     <w:p>
@@ -879,7 +1551,7 @@
         <w:pStyle w:val="ListNumber"/>
       </w:pPr>
       <w:r>
-        <w:t>¿Cuáles son los colores secundarios en el esquema RGB?</w:t>
+        <w:t>¿Cómo se forma el color azul en el esquema CMYK?</w:t>
       </w:r>
     </w:p>
     <w:p>
@@ -888,6 +1560,64 @@
       </w:pPr>
       <w:r>
         <w:t>a)</w:t>
+        <w:tab/>
+        <w:t>Cian + Magenta.</w:t>
+      </w:r>
+    </w:p>
+    <w:p>
+      <w:pPr>
+        <w:pStyle w:val="Choice"/>
+      </w:pPr>
+      <w:r>
+        <w:t>b)</w:t>
+        <w:tab/>
+        <w:t>Magenta + Amarillo.</w:t>
+      </w:r>
+    </w:p>
+    <w:p>
+      <w:pPr>
+        <w:pStyle w:val="Choice"/>
+      </w:pPr>
+      <w:r>
+        <w:t>c)</w:t>
+        <w:tab/>
+        <w:t>Cian + Amarillo.</w:t>
+      </w:r>
+    </w:p>
+    <w:p>
+      <w:pPr>
+        <w:pStyle w:val="Choice"/>
+      </w:pPr>
+      <w:r>
+        <w:t>d)</w:t>
+        <w:tab/>
+        <w:t>Rojo + Verde.</w:t>
+      </w:r>
+    </w:p>
+    <w:p>
+      <w:pPr>
+        <w:pStyle w:val="ListNumber"/>
+      </w:pPr>
+      <w:r>
+        <w:t>¿Cuáles son los colores secundarios en el esquema CMYK?</w:t>
+      </w:r>
+    </w:p>
+    <w:p>
+      <w:pPr>
+        <w:pStyle w:val="Choice"/>
+      </w:pPr>
+      <w:r>
+        <w:t>a)</w:t>
+        <w:tab/>
+        <w:t>Amarillo, magenta y cian.</w:t>
+      </w:r>
+    </w:p>
+    <w:p>
+      <w:pPr>
+        <w:pStyle w:val="Choice"/>
+      </w:pPr>
+      <w:r>
+        <w:t>b)</w:t>
         <w:tab/>
         <w:t>Blanco y negro.</w:t>
       </w:r>
@@ -897,37 +1627,27 @@
         <w:pStyle w:val="Choice"/>
       </w:pPr>
       <w:r>
-        <w:t>b)</w:t>
+        <w:t>c)</w:t>
+        <w:tab/>
+        <w:t>Rojo, amarillo y verde.</w:t>
+      </w:r>
+    </w:p>
+    <w:p>
+      <w:pPr>
+        <w:pStyle w:val="Choice"/>
+      </w:pPr>
+      <w:r>
+        <w:t>d)</w:t>
         <w:tab/>
         <w:t>Rojo, verde y azul.</w:t>
       </w:r>
     </w:p>
     <w:p>
       <w:pPr>
-        <w:pStyle w:val="Choice"/>
+        <w:pStyle w:val="ListNumber"/>
       </w:pPr>
       <w:r>
-        <w:t>c)</w:t>
-        <w:tab/>
-        <w:t>Amarillo, magenta y cian.</w:t>
-      </w:r>
-    </w:p>
-    <w:p>
-      <w:pPr>
-        <w:pStyle w:val="Choice"/>
-      </w:pPr>
-      <w:r>
-        <w:t>d)</w:t>
-        <w:tab/>
-        <w:t>Rojo, amarillo y azul.</w:t>
-      </w:r>
-    </w:p>
-    <w:p>
-      <w:pPr>
-        <w:pStyle w:val="ListNumber"/>
-      </w:pPr>
-      <w:r>
-        <w:t>¿Qué produce la ausencia de color en el esquema RGB?</w:t>
+        <w:t>¿Qué produce la ausencia de color en el esquema CMYK?</w:t>
       </w:r>
     </w:p>
     <w:p>
@@ -947,727 +1667,7 @@
       <w:r>
         <w:t>b)</w:t>
         <w:tab/>
-        <w:t>El color gris.</w:t>
-      </w:r>
-    </w:p>
-    <w:p>
-      <w:pPr>
-        <w:pStyle w:val="Choice"/>
-      </w:pPr>
-      <w:r>
-        <w:t>c)</w:t>
-        <w:tab/>
         <w:t>El color negro.</w:t>
-      </w:r>
-    </w:p>
-    <w:p>
-      <w:pPr>
-        <w:pStyle w:val="Choice"/>
-      </w:pPr>
-      <w:r>
-        <w:t>d)</w:t>
-        <w:tab/>
-        <w:t>El color Amarillo.</w:t>
-      </w:r>
-    </w:p>
-    <w:p>
-      <w:pPr>
-        <w:pStyle w:val="ListNumber"/>
-      </w:pPr>
-      <w:r>
-        <w:t>¿Por qué se denomina "sustractivo" al esquema CMYK?</w:t>
-      </w:r>
-    </w:p>
-    <w:p>
-      <w:pPr>
-        <w:pStyle w:val="Choice"/>
-      </w:pPr>
-      <w:r>
-        <w:t>a)</w:t>
-        <w:tab/>
-        <w:t>Porque sustrae la luz blanca para formar colores.</w:t>
-      </w:r>
-    </w:p>
-    <w:p>
-      <w:pPr>
-        <w:pStyle w:val="Choice"/>
-      </w:pPr>
-      <w:r>
-        <w:t>b)</w:t>
-        <w:tab/>
-        <w:t>Porque se utiliza en monitores y televisores.</w:t>
-      </w:r>
-    </w:p>
-    <w:p>
-      <w:pPr>
-        <w:pStyle w:val="Choice"/>
-      </w:pPr>
-      <w:r>
-        <w:t>c)</w:t>
-        <w:tab/>
-        <w:t>Porque utiliza solo colores secundarios.</w:t>
-      </w:r>
-    </w:p>
-    <w:p>
-      <w:pPr>
-        <w:pStyle w:val="Choice"/>
-      </w:pPr>
-      <w:r>
-        <w:t>d)</w:t>
-        <w:tab/>
-        <w:t>Porque genera colores sustrayendo colores a la luz blanca.</w:t>
-      </w:r>
-    </w:p>
-    <w:p>
-      <w:pPr>
-        <w:pStyle w:val="ListNumber"/>
-      </w:pPr>
-      <w:r>
-        <w:t>¿Cuáles son los colores primarios en el esquema CMYK?</w:t>
-      </w:r>
-    </w:p>
-    <w:p>
-      <w:pPr>
-        <w:pStyle w:val="Choice"/>
-      </w:pPr>
-      <w:r>
-        <w:t>a)</w:t>
-        <w:tab/>
-        <w:t>Rojo, verde y azul</w:t>
-      </w:r>
-    </w:p>
-    <w:p>
-      <w:pPr>
-        <w:pStyle w:val="Choice"/>
-      </w:pPr>
-      <w:r>
-        <w:t>b)</w:t>
-        <w:tab/>
-        <w:t>Cian, magenta, amarillo y negro</w:t>
-      </w:r>
-    </w:p>
-    <w:p>
-      <w:pPr>
-        <w:pStyle w:val="Choice"/>
-      </w:pPr>
-      <w:r>
-        <w:t>c)</w:t>
-        <w:tab/>
-        <w:t>Blanco, negro y gris</w:t>
-      </w:r>
-    </w:p>
-    <w:p>
-      <w:pPr>
-        <w:pStyle w:val="Choice"/>
-      </w:pPr>
-      <w:r>
-        <w:t>d)</w:t>
-        <w:tab/>
-        <w:t>Amarillo, magenta y cian</w:t>
-      </w:r>
-    </w:p>
-    <w:p>
-      <w:pPr>
-        <w:pStyle w:val="ListNumber"/>
-      </w:pPr>
-      <w:r>
-        <w:t>¿En qué se basa el esquema CMYK para generar colores?</w:t>
-      </w:r>
-    </w:p>
-    <w:p>
-      <w:pPr>
-        <w:pStyle w:val="Choice"/>
-      </w:pPr>
-      <w:r>
-        <w:t>a)</w:t>
-        <w:tab/>
-        <w:t>Utilizar solo colores secundarios.</w:t>
-      </w:r>
-    </w:p>
-    <w:p>
-      <w:pPr>
-        <w:pStyle w:val="Choice"/>
-      </w:pPr>
-      <w:r>
-        <w:t>b)</w:t>
-        <w:tab/>
-        <w:t>Absorber todos los colores.</w:t>
-      </w:r>
-    </w:p>
-    <w:p>
-      <w:pPr>
-        <w:pStyle w:val="Choice"/>
-      </w:pPr>
-      <w:r>
-        <w:t>c)</w:t>
-        <w:tab/>
-        <w:t>Reflejar la luz blanca y sustraer algún color con tintas.</w:t>
-      </w:r>
-    </w:p>
-    <w:p>
-      <w:pPr>
-        <w:pStyle w:val="Choice"/>
-      </w:pPr>
-      <w:r>
-        <w:t>d)</w:t>
-        <w:tab/>
-        <w:t>Sumar fuentes de luz.</w:t>
-      </w:r>
-    </w:p>
-    <w:p>
-      <w:pPr>
-        <w:pStyle w:val="ListNumber"/>
-      </w:pPr>
-      <w:r>
-        <w:t>¿Dónde se utiliza comúnmente el esquema de color sustractivo CMYK?</w:t>
-      </w:r>
-    </w:p>
-    <w:p>
-      <w:pPr>
-        <w:pStyle w:val="Choice"/>
-      </w:pPr>
-      <w:r>
-        <w:t>a)</w:t>
-        <w:tab/>
-        <w:t>Solo lo utilizan los profesionales de la impresión.</w:t>
-      </w:r>
-    </w:p>
-    <w:p>
-      <w:pPr>
-        <w:pStyle w:val="Choice"/>
-      </w:pPr>
-      <w:r>
-        <w:t>b)</w:t>
-        <w:tab/>
-        <w:t>Se utiliza en las pantallas de los teléfonos.</w:t>
-      </w:r>
-    </w:p>
-    <w:p>
-      <w:pPr>
-        <w:pStyle w:val="Choice"/>
-      </w:pPr>
-      <w:r>
-        <w:t>c)</w:t>
-        <w:tab/>
-        <w:t>En impresoras e imprentas.</w:t>
-      </w:r>
-    </w:p>
-    <w:p>
-      <w:pPr>
-        <w:pStyle w:val="Choice"/>
-      </w:pPr>
-      <w:r>
-        <w:t>d)</w:t>
-        <w:tab/>
-        <w:t>En monitores, televisores.</w:t>
-      </w:r>
-    </w:p>
-    <w:p>
-      <w:pPr>
-        <w:pStyle w:val="ListNumber"/>
-      </w:pPr>
-      <w:r>
-        <w:t>¿Por qué se utiliza una tinta específica para conseguir el color negro en el esquema CMYK?</w:t>
-      </w:r>
-    </w:p>
-    <w:p>
-      <w:pPr>
-        <w:pStyle w:val="Choice"/>
-      </w:pPr>
-      <w:r>
-        <w:t>a)</w:t>
-        <w:tab/>
-        <w:t>Para resaltar el color blanco.</w:t>
-      </w:r>
-    </w:p>
-    <w:p>
-      <w:pPr>
-        <w:pStyle w:val="Choice"/>
-      </w:pPr>
-      <w:r>
-        <w:t>b)</w:t>
-        <w:tab/>
-        <w:t>Porque es más sencillo y se ve más oscuro.</w:t>
-      </w:r>
-    </w:p>
-    <w:p>
-      <w:pPr>
-        <w:pStyle w:val="Choice"/>
-      </w:pPr>
-      <w:r>
-        <w:t>c)</w:t>
-        <w:tab/>
-        <w:t>Porque es más barato.</w:t>
-      </w:r>
-    </w:p>
-    <w:p>
-      <w:pPr>
-        <w:pStyle w:val="Choice"/>
-      </w:pPr>
-      <w:r>
-        <w:t>d)</w:t>
-        <w:tab/>
-        <w:t>Para ahorrar tinta.</w:t>
-      </w:r>
-    </w:p>
-    <w:p>
-      <w:pPr>
-        <w:pStyle w:val="ListNumber"/>
-      </w:pPr>
-      <w:r>
-        <w:t>¿Qué absorbe la tinta amarilla en el esquema CMYK?</w:t>
-      </w:r>
-    </w:p>
-    <w:p>
-      <w:pPr>
-        <w:pStyle w:val="Choice"/>
-      </w:pPr>
-      <w:r>
-        <w:t>a)</w:t>
-        <w:tab/>
-        <w:t>Todos los colores primarios.</w:t>
-      </w:r>
-    </w:p>
-    <w:p>
-      <w:pPr>
-        <w:pStyle w:val="Choice"/>
-      </w:pPr>
-      <w:r>
-        <w:t>b)</w:t>
-        <w:tab/>
-        <w:t>Rojo.</w:t>
-      </w:r>
-    </w:p>
-    <w:p>
-      <w:pPr>
-        <w:pStyle w:val="Choice"/>
-      </w:pPr>
-      <w:r>
-        <w:t>c)</w:t>
-        <w:tab/>
-        <w:t>Azul.</w:t>
-      </w:r>
-    </w:p>
-    <w:p>
-      <w:pPr>
-        <w:pStyle w:val="Choice"/>
-      </w:pPr>
-      <w:r>
-        <w:t>d)</w:t>
-        <w:tab/>
-        <w:t>Verde.</w:t>
-      </w:r>
-    </w:p>
-    <w:p>
-      <w:pPr>
-        <w:pStyle w:val="ListNumber"/>
-      </w:pPr>
-      <w:r>
-        <w:t>¿Qué absorbe la tinta magenta en el esquema CMYK?</w:t>
-      </w:r>
-    </w:p>
-    <w:p>
-      <w:pPr>
-        <w:pStyle w:val="Choice"/>
-      </w:pPr>
-      <w:r>
-        <w:t>a)</w:t>
-        <w:tab/>
-        <w:t>Verde.</w:t>
-      </w:r>
-    </w:p>
-    <w:p>
-      <w:pPr>
-        <w:pStyle w:val="Choice"/>
-      </w:pPr>
-      <w:r>
-        <w:t>b)</w:t>
-        <w:tab/>
-        <w:t>Rojo.</w:t>
-      </w:r>
-    </w:p>
-    <w:p>
-      <w:pPr>
-        <w:pStyle w:val="Choice"/>
-      </w:pPr>
-      <w:r>
-        <w:t>c)</w:t>
-        <w:tab/>
-        <w:t>Negro.</w:t>
-      </w:r>
-    </w:p>
-    <w:p>
-      <w:pPr>
-        <w:pStyle w:val="Choice"/>
-      </w:pPr>
-      <w:r>
-        <w:t>d)</w:t>
-        <w:tab/>
-        <w:t>Azul.</w:t>
-      </w:r>
-    </w:p>
-    <w:p>
-      <w:pPr>
-        <w:pStyle w:val="ListNumber"/>
-      </w:pPr>
-      <w:r>
-        <w:t>¿Qué absorbe la tinta cian en el esquema CMYK?</w:t>
-      </w:r>
-    </w:p>
-    <w:p>
-      <w:pPr>
-        <w:pStyle w:val="Choice"/>
-      </w:pPr>
-      <w:r>
-        <w:t>a)</w:t>
-        <w:tab/>
-        <w:t>Azul.</w:t>
-      </w:r>
-    </w:p>
-    <w:p>
-      <w:pPr>
-        <w:pStyle w:val="Choice"/>
-      </w:pPr>
-      <w:r>
-        <w:t>b)</w:t>
-        <w:tab/>
-        <w:t>Blanco.</w:t>
-      </w:r>
-    </w:p>
-    <w:p>
-      <w:pPr>
-        <w:pStyle w:val="Choice"/>
-      </w:pPr>
-      <w:r>
-        <w:t>c)</w:t>
-        <w:tab/>
-        <w:t>Rojo.</w:t>
-      </w:r>
-    </w:p>
-    <w:p>
-      <w:pPr>
-        <w:pStyle w:val="Choice"/>
-      </w:pPr>
-      <w:r>
-        <w:t>d)</w:t>
-        <w:tab/>
-        <w:t>Verde.</w:t>
-      </w:r>
-    </w:p>
-    <w:p>
-      <w:pPr>
-        <w:pStyle w:val="ListNumber"/>
-      </w:pPr>
-      <w:r>
-        <w:t>¿En qué se basa la formación de colores secundarios en el esquema CMYK?</w:t>
-      </w:r>
-    </w:p>
-    <w:p>
-      <w:pPr>
-        <w:pStyle w:val="Choice"/>
-      </w:pPr>
-      <w:r>
-        <w:t>a)</w:t>
-        <w:tab/>
-        <w:t>Reflejando la luz blanca.</w:t>
-      </w:r>
-    </w:p>
-    <w:p>
-      <w:pPr>
-        <w:pStyle w:val="Choice"/>
-      </w:pPr>
-      <w:r>
-        <w:t>b)</w:t>
-        <w:tab/>
-        <w:t>Sumando colores primarios.</w:t>
-      </w:r>
-    </w:p>
-    <w:p>
-      <w:pPr>
-        <w:pStyle w:val="Choice"/>
-      </w:pPr>
-      <w:r>
-        <w:t>c)</w:t>
-        <w:tab/>
-        <w:t>No se forman colores secundarios en este esquema.</w:t>
-      </w:r>
-    </w:p>
-    <w:p>
-      <w:pPr>
-        <w:pStyle w:val="Choice"/>
-      </w:pPr>
-      <w:r>
-        <w:t>d)</w:t>
-        <w:tab/>
-        <w:t>Mezclando tintas y absorbiendo más de un color.</w:t>
-      </w:r>
-    </w:p>
-    <w:p>
-      <w:pPr>
-        <w:pStyle w:val="ListNumber"/>
-      </w:pPr>
-      <w:r>
-        <w:t>¿Cómo se forma el color negro en el esquema CMYK?</w:t>
-      </w:r>
-    </w:p>
-    <w:p>
-      <w:pPr>
-        <w:pStyle w:val="Choice"/>
-      </w:pPr>
-      <w:r>
-        <w:t>a)</w:t>
-        <w:tab/>
-        <w:t>Sumando los tres colores primarios o con la tinta K (negra).</w:t>
-      </w:r>
-    </w:p>
-    <w:p>
-      <w:pPr>
-        <w:pStyle w:val="Choice"/>
-      </w:pPr>
-      <w:r>
-        <w:t>b)</w:t>
-        <w:tab/>
-        <w:t>Restando los tres colores primarios cian, magenta y amarillo.</w:t>
-      </w:r>
-    </w:p>
-    <w:p>
-      <w:pPr>
-        <w:pStyle w:val="Choice"/>
-      </w:pPr>
-      <w:r>
-        <w:t>c)</w:t>
-        <w:tab/>
-        <w:t>No es posible formar negro en este esquema.</w:t>
-      </w:r>
-    </w:p>
-    <w:p>
-      <w:pPr>
-        <w:pStyle w:val="Choice"/>
-      </w:pPr>
-      <w:r>
-        <w:t>d)</w:t>
-        <w:tab/>
-        <w:t>Sin mezclar ninguna tinta.</w:t>
-      </w:r>
-    </w:p>
-    <w:p>
-      <w:pPr>
-        <w:pStyle w:val="ListNumber"/>
-      </w:pPr>
-      <w:r>
-        <w:t>¿Cómo se forma el color verde en el esquema CMYK?</w:t>
-      </w:r>
-    </w:p>
-    <w:p>
-      <w:pPr>
-        <w:pStyle w:val="Choice"/>
-      </w:pPr>
-      <w:r>
-        <w:t>a)</w:t>
-        <w:tab/>
-        <w:t>Magenta + Amarillo.</w:t>
-      </w:r>
-    </w:p>
-    <w:p>
-      <w:pPr>
-        <w:pStyle w:val="Choice"/>
-      </w:pPr>
-      <w:r>
-        <w:t>b)</w:t>
-        <w:tab/>
-        <w:t>Cian + Magenta.</w:t>
-      </w:r>
-    </w:p>
-    <w:p>
-      <w:pPr>
-        <w:pStyle w:val="Choice"/>
-      </w:pPr>
-      <w:r>
-        <w:t>c)</w:t>
-        <w:tab/>
-        <w:t>Rojo + Azul.</w:t>
-      </w:r>
-    </w:p>
-    <w:p>
-      <w:pPr>
-        <w:pStyle w:val="Choice"/>
-      </w:pPr>
-      <w:r>
-        <w:t>d)</w:t>
-        <w:tab/>
-        <w:t>Cian + Amarillo.</w:t>
-      </w:r>
-    </w:p>
-    <w:p>
-      <w:pPr>
-        <w:pStyle w:val="ListNumber"/>
-      </w:pPr>
-      <w:r>
-        <w:t>¿Cómo se forma el color rojo en el esquema CMYK?</w:t>
-      </w:r>
-    </w:p>
-    <w:p>
-      <w:pPr>
-        <w:pStyle w:val="Choice"/>
-      </w:pPr>
-      <w:r>
-        <w:t>a)</w:t>
-        <w:tab/>
-        <w:t>Magenta + Amarillo.</w:t>
-      </w:r>
-    </w:p>
-    <w:p>
-      <w:pPr>
-        <w:pStyle w:val="Choice"/>
-      </w:pPr>
-      <w:r>
-        <w:t>b)</w:t>
-        <w:tab/>
-        <w:t>Cian + Amarillo.</w:t>
-      </w:r>
-    </w:p>
-    <w:p>
-      <w:pPr>
-        <w:pStyle w:val="Choice"/>
-      </w:pPr>
-      <w:r>
-        <w:t>c)</w:t>
-        <w:tab/>
-        <w:t>Verde + Azul.</w:t>
-      </w:r>
-    </w:p>
-    <w:p>
-      <w:pPr>
-        <w:pStyle w:val="Choice"/>
-      </w:pPr>
-      <w:r>
-        <w:t>d)</w:t>
-        <w:tab/>
-        <w:t>Cian + Magenta.</w:t>
-      </w:r>
-    </w:p>
-    <w:p>
-      <w:pPr>
-        <w:pStyle w:val="ListNumber"/>
-      </w:pPr>
-      <w:r>
-        <w:t>¿Cómo se forma el color azul en el esquema CMYK?</w:t>
-      </w:r>
-    </w:p>
-    <w:p>
-      <w:pPr>
-        <w:pStyle w:val="Choice"/>
-      </w:pPr>
-      <w:r>
-        <w:t>a)</w:t>
-        <w:tab/>
-        <w:t>Cian + Amarillo.</w:t>
-      </w:r>
-    </w:p>
-    <w:p>
-      <w:pPr>
-        <w:pStyle w:val="Choice"/>
-      </w:pPr>
-      <w:r>
-        <w:t>b)</w:t>
-        <w:tab/>
-        <w:t>Rojo + Verde.</w:t>
-      </w:r>
-    </w:p>
-    <w:p>
-      <w:pPr>
-        <w:pStyle w:val="Choice"/>
-      </w:pPr>
-      <w:r>
-        <w:t>c)</w:t>
-        <w:tab/>
-        <w:t>Magenta + Amarillo.</w:t>
-      </w:r>
-    </w:p>
-    <w:p>
-      <w:pPr>
-        <w:pStyle w:val="Choice"/>
-      </w:pPr>
-      <w:r>
-        <w:t>d)</w:t>
-        <w:tab/>
-        <w:t>Cian + Magenta.</w:t>
-      </w:r>
-    </w:p>
-    <w:p>
-      <w:pPr>
-        <w:pStyle w:val="ListNumber"/>
-      </w:pPr>
-      <w:r>
-        <w:t>¿Cuáles son los colores secundarios en el esquema CMYK?</w:t>
-      </w:r>
-    </w:p>
-    <w:p>
-      <w:pPr>
-        <w:pStyle w:val="Choice"/>
-      </w:pPr>
-      <w:r>
-        <w:t>a)</w:t>
-        <w:tab/>
-        <w:t>Blanco y negro.</w:t>
-      </w:r>
-    </w:p>
-    <w:p>
-      <w:pPr>
-        <w:pStyle w:val="Choice"/>
-      </w:pPr>
-      <w:r>
-        <w:t>b)</w:t>
-        <w:tab/>
-        <w:t>Rojo, amarillo y verde.</w:t>
-      </w:r>
-    </w:p>
-    <w:p>
-      <w:pPr>
-        <w:pStyle w:val="Choice"/>
-      </w:pPr>
-      <w:r>
-        <w:t>c)</w:t>
-        <w:tab/>
-        <w:t>Rojo, verde y azul.</w:t>
-      </w:r>
-    </w:p>
-    <w:p>
-      <w:pPr>
-        <w:pStyle w:val="Choice"/>
-      </w:pPr>
-      <w:r>
-        <w:t>d)</w:t>
-        <w:tab/>
-        <w:t>Amarillo, magenta y cian.</w:t>
-      </w:r>
-    </w:p>
-    <w:p>
-      <w:pPr>
-        <w:pStyle w:val="ListNumber"/>
-      </w:pPr>
-      <w:r>
-        <w:t>¿Qué produce la ausencia de color en el esquema CMYK?</w:t>
-      </w:r>
-    </w:p>
-    <w:p>
-      <w:pPr>
-        <w:pStyle w:val="Choice"/>
-      </w:pPr>
-      <w:r>
-        <w:t>a)</w:t>
-        <w:tab/>
-        <w:t>El color gris.</w:t>
-      </w:r>
-    </w:p>
-    <w:p>
-      <w:pPr>
-        <w:pStyle w:val="Choice"/>
-      </w:pPr>
-      <w:r>
-        <w:t>b)</w:t>
-        <w:tab/>
-        <w:t>El color blanco.</w:t>
       </w:r>
     </w:p>
     <w:p>
@@ -1687,7 +1687,7 @@
       <w:r>
         <w:t>d)</w:t>
         <w:tab/>
-        <w:t>El color negro.</w:t>
+        <w:t>El color gris.</w:t>
       </w:r>
     </w:p>
     <w:sectPr>
